--- a/docs/exports/AIarch001-MI-Architecture.docx
+++ b/docs/exports/AIarch001-MI-Architecture.docx
@@ -408,13 +408,25 @@
         <w:rPr>
           <w:rStyle w:val="VerbatimChar"/>
         </w:rPr>
-        <w:t xml:space="preserve">https://dlbltd.github.io/MI-Portal/</w:t>
+        <w:t xml:space="preserve">https://mi.dlbinvestigations.co.uk/</w:t>
       </w:r>
       <w:r>
         <w:t xml:space="preserve"> </w:t>
       </w:r>
       <w:r>
-        <w:t xml:space="preserve">GitHub Pages deployment</w:t>
+        <w:t xml:space="preserve">deployment (custom domain CNAME’d to GitHub Pages at</w:t>
+      </w:r>
+      <w:r>
+        <w:t xml:space="preserve"> </w:t>
+      </w:r>
+      <w:r>
+        <w:rPr>
+          <w:rStyle w:val="VerbatimChar"/>
+        </w:rPr>
+        <w:t xml:space="preserve">dlbltd.github.io</w:t>
+      </w:r>
+      <w:r>
+        <w:t xml:space="preserve">)</w:t>
       </w:r>
     </w:p>
     <w:p>
